--- a/Entrepreneurs_Rulebook_v13_Designers_Edition.docx
+++ b/Entrepreneurs_Rulebook_v13_Designers_Edition.docx
@@ -186,7 +186,7 @@
           <w:sz w:val="21"/>
           <w:szCs w:val="21"/>
         </w:rPr>
-        <w:t xml:space="preserve">2 to 4 players. Empty seats can be filled with bots.</w:t>
+        <w:t xml:space="preserve">2 to 4 players.</w:t>
       </w:r>
     </w:p>
     <w:p>
@@ -1101,7 +1101,7 @@
           <w:sz w:val="21"/>
           <w:szCs w:val="21"/>
         </w:rPr>
-        <w:t xml:space="preserve">Personas are dealt to everyone by default - one each, drawn from six. The host may switch them off.</w:t>
+        <w:t xml:space="preserve">Personas are dealt to everyone by default - one each, drawn from six. Leave them out for a first game if you like.</w:t>
       </w:r>
     </w:p>
     <w:p>
@@ -2439,7 +2439,7 @@
           <w:sz w:val="21"/>
           <w:szCs w:val="21"/>
         </w:rPr>
-        <w:t xml:space="preserve">BUY - take any unowned plot at its current value, or take over a Distressed Asset. You may buy a distressed structure as it stands for half its own setup cost, keeping its Blueprint and level, or renovate it with a card from your hand for half that card's setup cost.</w:t>
+        <w:t xml:space="preserve">BUY - take any unowned plot at its current value, or take over a Distressed Asset. You may buy a distressed structure as it stands for half its own setup cost, keeping its Blueprint and level, or renovate it with a card from your hand for half that card's setup cost. Any distressed structure is fair game, including one you sold yourself - buying it back as it stands needs no card at all.</w:t>
       </w:r>
     </w:p>
     <w:p>
@@ -9097,7 +9097,7 @@
           <w:sz w:val="21"/>
           <w:szCs w:val="21"/>
         </w:rPr>
-        <w:t xml:space="preserve">Personas are asymmetric powers, one tied to each industry. They are dealt by default - the host may switch them off for a first game - and only as many as there are players are dealt, so at least two always sit out. Everyone's persona is public from the start, so you can weigh your own specialism and everybody else's while drafting.</w:t>
+        <w:t xml:space="preserve">Personas are asymmetric powers, one tied to each industry. They are dealt by default - leave them out for a first game if you like - and only as many as there are players are dealt, so at least two always sit out. Everyone's persona is public from the start, so you can weigh your own specialism and everybody else's while drafting.</w:t>
       </w:r>
     </w:p>
     <w:tbl>

--- a/Entrepreneurs_Rulebook_v13_Designers_Edition.docx
+++ b/Entrepreneurs_Rulebook_v13_Designers_Edition.docx
@@ -5278,7 +5278,21 @@
           <w:sz w:val="21"/>
           <w:szCs w:val="21"/>
         </w:rPr>
-        <w:t xml:space="preserve">Before OPEX is charged, any player whose cash will not cover their whole bill gets a window to sell whatever they choose at normal prices. If the bill still cannot be met when a company's OPEX comes due, that company enters SOLVENCY and the sale is forced at half rates: Blueprints fetch $2 / $4 / $6, plots fetch half their value, companies fetch half what a voluntary sale would pay. The company that triggered it goes to the bank as a Distressed Asset.</w:t>
+        <w:t xml:space="preserve">Before OPEX is charged, any player whose cash will not cover their whole bill gets a window to choose what to sell. This is a forced sale and everything in it goes at HALF what a planned sale through Raise Capital would fetch: Blueprints $2 / $4 / $6 by level, plots half their value, a company half what it would have paid voluntarily. What you keep control of is which assets go, not the price.</w:t>
+      </w:r>
+    </w:p>
+    <w:p>
+      <w:pPr>
+        <w:spacing w:after="120" w:line="276"/>
+      </w:pPr>
+      <w:r>
+        <w:rPr>
+          <w:rFonts w:ascii="Calibri" w:cs="Calibri" w:eastAsia="Calibri" w:hAnsi="Calibri"/>
+          <w:color w:val="1A1A1A"/>
+          <w:sz w:val="21"/>
+          <w:szCs w:val="21"/>
+        </w:rPr>
+        <w:t xml:space="preserve">If the bill still cannot be met once a company's OPEX comes due, that company enters SOLVENCY: the bank sells for you, at those same half rates, and the company that triggered it goes to the bank as a Distressed Asset.</w:t>
       </w:r>
     </w:p>
     <w:p>
@@ -5309,6 +5323,37 @@
           <w:sz w:val="19"/>
           <w:szCs w:val="19"/>
         </w:rPr>
+        <w:t xml:space="preserve">Selling at full price under duress made the shortfall window strictly better than planning ahead - you could ignore your OPEX, wait to be forced, and lose nothing. Halving it is what makes the Raise Capital track worth a worker.</w:t>
+      </w:r>
+    </w:p>
+    <w:p>
+      <w:pPr>
+        <w:pBdr>
+          <w:left w:val="single" w:color="4A3AB5" w:sz="12" w:space="10"/>
+        </w:pBdr>
+        <w:spacing w:after="160" w:before="120"/>
+        <w:ind w:left="240"/>
+      </w:pPr>
+      <w:r>
+        <w:rPr>
+          <w:rFonts w:ascii="Consolas" w:cs="Consolas" w:eastAsia="Consolas" w:hAnsi="Consolas"/>
+          <w:b/>
+          <w:bCs/>
+          <w:color w:val="4A3AB5"/>
+          <w:sz w:val="16"/>
+          <w:szCs w:val="16"/>
+        </w:rPr>
+        <w:t xml:space="preserve">Designer's note   </w:t>
+      </w:r>
+      <w:r>
+        <w:rPr>
+          <w:rFonts w:ascii="Calibri" w:cs="Calibri" w:eastAsia="Calibri" w:hAnsi="Calibri"/>
+          <w:i/>
+          <w:iCs/>
+          <w:color w:val="6B6B78"/>
+          <w:sz w:val="19"/>
+          <w:szCs w:val="19"/>
+        </w:rPr>
         <w:t xml:space="preserve">Forced liquidation pays exactly half of a voluntary sale across the board. Being caught short is meant to hurt enough that players keep a buffer, without being a death spiral - a solvency event usually costs a player a quarter, not the game.</w:t>
       </w:r>
     </w:p>
@@ -5344,6 +5389,20 @@
           <w:szCs w:val="21"/>
         </w:rPr>
         <w:t xml:space="preserve">Each company produces a number of units printed on its Blueprint, doubled if it has been upgraded. You deliver those units to demand icons your company can reach, and each icon pays the current market price for your industry.</w:t>
+      </w:r>
+    </w:p>
+    <w:p>
+      <w:pPr>
+        <w:spacing w:after="120" w:line="276"/>
+      </w:pPr>
+      <w:r>
+        <w:rPr>
+          <w:rFonts w:ascii="Calibri" w:cs="Calibri" w:eastAsia="Calibri" w:hAnsi="Calibri"/>
+          <w:color w:val="1A1A1A"/>
+          <w:sz w:val="21"/>
+          <w:szCs w:val="21"/>
+        </w:rPr>
+        <w:t xml:space="preserve">Delivery goes in turn order. Every icon is first come, first served, so being early in the order is worth real money on a contested district - and it is the main thing REPOSITION buys you.</w:t>
       </w:r>
     </w:p>
     <w:p>
@@ -10603,7 +10662,7 @@
                 <w:sz w:val="19"/>
                 <w:szCs w:val="19"/>
               </w:rPr>
-              <w:t xml:space="preserve">$4 / $8 / $12 by level (half in a forced sale)</w:t>
+              <w:t xml:space="preserve">$4 / $8 / $12 by level; $2 / $4 / $6 in a forced sale</w:t>
             </w:r>
           </w:p>
         </w:tc>
@@ -10659,7 +10718,7 @@
                 <w:sz w:val="19"/>
                 <w:szCs w:val="19"/>
               </w:rPr>
-              <w:t xml:space="preserve">half its setup cost, or the full cost if upgraded (half again in a forced sale)</w:t>
+              <w:t xml:space="preserve">half its setup, or the full setup if upgraded; halved again in a forced sale</w:t>
             </w:r>
           </w:p>
         </w:tc>

--- a/Entrepreneurs_Rulebook_v13_Designers_Edition.docx
+++ b/Entrepreneurs_Rulebook_v13_Designers_Edition.docx
@@ -1082,7 +1082,7 @@
           <w:sz w:val="21"/>
           <w:szCs w:val="21"/>
         </w:rPr>
-        <w:t xml:space="preserve">Megacorp tiles: sixteen exist, and only (number of players + 1) are shuffled into the game.</w:t>
+        <w:t xml:space="preserve">Megacorp tiles: sixteen exist, and twice the number of players are shuffled into the game.</w:t>
       </w:r>
     </w:p>
     <w:p>
@@ -2420,7 +2420,7 @@
           <w:sz w:val="21"/>
           <w:szCs w:val="21"/>
         </w:rPr>
-        <w:t xml:space="preserve">LAUNCH - build a Blueprint from your hand onto empty plots, paying its setup cost. The first time you ever build in an industry you bank 5 EP immediately.</w:t>
+        <w:t xml:space="preserve">LAUNCH - build a Blueprint from your hand onto empty plots, paying its setup cost. The first time you ever build in an industry you bank 3 EP immediately.</w:t>
       </w:r>
     </w:p>
     <w:p>
@@ -2619,7 +2619,7 @@
           <w:sz w:val="21"/>
           <w:szCs w:val="21"/>
         </w:rPr>
-        <w:t xml:space="preserve">The IPO tile is not an action you can take. It is the prize for being first: whoever forms the first Megacorp of the game also takes it, worth 5 EP, and that is what opens the second Board Meeting seat for the rest of the game. Until then only one player can sit here each quarter, and a player who cannot form a Megacorp has only Reposition available.</w:t>
+        <w:t xml:space="preserve">The IPO tile is not an action you can take. It is the prize for being first: whoever forms the first Megacorp of the game also takes it. It is a SIXTH company bay - so being first to merge does not narrow how wide you can operate - and it is what opens the second Board Meeting seat for the rest of the game. Until then only one player can sit here each quarter, and a player who cannot form a Megacorp has only Reposition available.</w:t>
       </w:r>
     </w:p>
     <w:p>
@@ -2702,6 +2702,20 @@
           <w:szCs w:val="21"/>
         </w:rPr>
         <w:t xml:space="preserve">A vertical company always occupies exactly one plot, whatever its level. A horizontal company occupies one plot per level, and those plots must form a connected cluster of owned, empty land - it need not be your own, though its owner will collect the rent. A level-3 horizontal Blueprint therefore needs three connected empty plots before you can build it at all.</w:t>
+      </w:r>
+    </w:p>
+    <w:p>
+      <w:pPr>
+        <w:spacing w:after="120" w:line="276"/>
+      </w:pPr>
+      <w:r>
+        <w:rPr>
+          <w:rFonts w:ascii="Calibri" w:cs="Calibri" w:eastAsia="Calibri" w:hAnsi="Calibri"/>
+          <w:color w:val="1A1A1A"/>
+          <w:sz w:val="21"/>
+          <w:szCs w:val="21"/>
+        </w:rPr>
+        <w:t xml:space="preserve">A plot can carry more than one level, and rent follows the levels rather than the plots: $3 for every level standing on a plot, paid to that plot's owner. Where a persona lets a company grow the other way - Technology stacking instead of spreading, Hospitality spreading instead of stacking - you choose which plot of the footprint the new level goes on. Stack it on land you own and the rent for those levels comes back to you.</w:t>
       </w:r>
     </w:p>
     <w:p>
@@ -5228,7 +5242,7 @@
           <w:sz w:val="21"/>
           <w:szCs w:val="21"/>
         </w:rPr>
-        <w:t xml:space="preserve">Rent - $3 per level of the company - goes to whoever owns the plots it stands on, divided evenly between them. On your own land it comes straight back to you.</w:t>
+        <w:t xml:space="preserve">Rent - $3 for every level standing on a plot - goes to whoever owns that plot. A vertical company stacks all its levels on one plot, so its whole rent goes to one landlord; a horizontal one puts a level on each plot it covers, so each landlord collects $3. On your own land it comes straight back to you.</w:t>
       </w:r>
     </w:p>
     <w:p>
@@ -5388,7 +5402,21 @@
           <w:sz w:val="21"/>
           <w:szCs w:val="21"/>
         </w:rPr>
-        <w:t xml:space="preserve">Each company produces a number of units printed on its Blueprint, doubled if it has been upgraded. You deliver those units to demand icons your company can reach, and each icon pays the current market price for your industry.</w:t>
+        <w:t xml:space="preserve">Each company produces a number of units printed on its Blueprint, doubled if it has been upgraded. That number is all it has: every ability below is a route for those units, never a source of more. You deliver them to demand icons your company can reach, and each icon pays the current market price for your industry.</w:t>
+      </w:r>
+    </w:p>
+    <w:p>
+      <w:pPr>
+        <w:spacing w:after="120" w:line="276"/>
+      </w:pPr>
+      <w:r>
+        <w:rPr>
+          <w:rFonts w:ascii="Calibri" w:cs="Calibri" w:eastAsia="Calibri" w:hAnsi="Calibri"/>
+          <w:color w:val="1A1A1A"/>
+          <w:sz w:val="21"/>
+          <w:szCs w:val="21"/>
+        </w:rPr>
+        <w:t xml:space="preserve">Demand icons are first come, first served, and the businesses a Hospitality company sells to are not - so it is usually right to take the contested icons first and send whatever is left to the neighbours. Anything you still cannot place is recycled for $1 a unit.</w:t>
       </w:r>
     </w:p>
     <w:p>
@@ -5559,7 +5587,7 @@
           <w:sz w:val="21"/>
           <w:szCs w:val="21"/>
         </w:rPr>
-        <w:t xml:space="preserve">Logistic Hubs stand on plots. If any plot of your footprint is orthogonally beside a hub - up to four plots can be, since corners do not count - your company joins the network and reaches every district that any hub on the board stands in.</w:t>
+        <w:t xml:space="preserve">Logistic Hubs stand on plots. If any plot of your footprint is orthogonally beside a hub - up to four plots can be, since corners do not count - your company joins the network and reaches every district that any hub on the board stands in. A Megacorp headquarters counts as a hub for this, so building beside somebody else's monument puts you on the network too.</w:t>
       </w:r>
     </w:p>
     <w:p>
@@ -5857,7 +5885,7 @@
                 <w:sz w:val="19"/>
                 <w:szCs w:val="19"/>
               </w:rPr>
-              <w:t xml:space="preserve">Sells one extra unit at market price for every business or hub within its level in plots - no demand icon needed.</w:t>
+              <w:t xml:space="preserve">May sell to the businesses and hubs around it instead of to demand icons - one unit at market price for each business or hub within its level in plots, no icon needed. Those units come out of its production like any other.</w:t>
             </w:r>
           </w:p>
         </w:tc>
@@ -5913,7 +5941,7 @@
                 <w:sz w:val="19"/>
                 <w:szCs w:val="19"/>
               </w:rPr>
-              <w:t xml:space="preserve">May cross-sell up to its level in units into OTHER industries' rows in its own district.</w:t>
+              <w:t xml:space="preserve">May route up to its level in units into OTHER industries' rows in its own district. Those units come out of its production - cross-selling is a place to send goods, not extra goods.</w:t>
             </w:r>
           </w:p>
         </w:tc>
@@ -6064,21 +6092,7 @@
           <w:sz w:val="21"/>
           <w:szCs w:val="21"/>
         </w:rPr>
-        <w:t xml:space="preserve">Megacorp headquarters take their cut first: each siphons $5 from the pot of every industry it touches.</w:t>
-      </w:r>
-    </w:p>
-    <w:p>
-      <w:pPr>
-        <w:spacing w:after="120" w:line="276"/>
-      </w:pPr>
-      <w:r>
-        <w:rPr>
-          <w:rFonts w:ascii="Calibri" w:cs="Calibri" w:eastAsia="Calibri" w:hAnsi="Calibri"/>
-          <w:color w:val="1A1A1A"/>
-          <w:sz w:val="21"/>
-          <w:szCs w:val="21"/>
-        </w:rPr>
-        <w:t xml:space="preserve">Each remaining pot is then split evenly among the active companies of that industry - one equal share each, whatever size those companies are. It is the industry being paid, not the building.</w:t>
+        <w:t xml:space="preserve">Each pot is split evenly among the companies of that industry - one equal share each, whatever size those companies are. It is the industry being paid, not the building. A Megacorp headquarters counts here: it produces nothing, but the sector still pays it its share.</w:t>
       </w:r>
     </w:p>
     <w:p>
@@ -6207,7 +6221,7 @@
           <w:sz w:val="21"/>
           <w:szCs w:val="21"/>
         </w:rPr>
-        <w:t xml:space="preserve">The Real-Estate Mogul and The Omnipresent are awarded - 10 EP each, 5 EP for second place.</w:t>
+        <w:t xml:space="preserve">The Real-Estate Mogul and The Omnipresent are awarded - 5 EP each, to the outright leader only.</w:t>
       </w:r>
     </w:p>
     <w:p>
@@ -6240,7 +6254,7 @@
           <w:sz w:val="21"/>
           <w:szCs w:val="21"/>
         </w:rPr>
-        <w:t xml:space="preserve">Companies do not wait for the year end. A company scores the moment it is finished - see below - so by the time a year ends its EP are already on its card. What a year end decides is who is holding the city.</w:t>
+        <w:t xml:space="preserve">Companies do not wait for the year end. A company scores the moment it is finished - see below - so by the time a year ends its EP are already banked. What a year end decides is who is holding the city.</w:t>
       </w:r>
     </w:p>
     <w:p>
@@ -6271,7 +6285,7 @@
           <w:sz w:val="21"/>
           <w:szCs w:val="21"/>
         </w:rPr>
-        <w:t xml:space="preserve">The moment a company is built it takes 3 EP per level, placed on its card. The moment it is upgraded, the EP already on the card vest into your bank and the company scores afresh at its new level, immediately. It is one score per build and one per upgrade - the same way entering an industry pays you the moment you build there, not at some later reckoning.</w:t>
+        <w:t xml:space="preserve">The moment a company is built it scores 2 EP per level, straight into your bank. The moment it is upgraded it scores afresh at its new level, again straight into your bank. It is one score per build and one per upgrade - the same way entering an industry pays you the moment you build there, not at some later reckoning.</w:t>
       </w:r>
     </w:p>
     <w:p>
@@ -6285,7 +6299,7 @@
           <w:sz w:val="21"/>
           <w:szCs w:val="21"/>
         </w:rPr>
-        <w:t xml:space="preserve">So a level-2 company built and then upgraded pays 6 EP on the day it opens and 9 more on the day it grows.</w:t>
+        <w:t xml:space="preserve">So a level-2 company built and then upgraded pays 4 EP on the day it opens and 6 more on the day it grows.</w:t>
       </w:r>
     </w:p>
     <w:p>
@@ -6299,7 +6313,7 @@
           <w:sz w:val="21"/>
           <w:szCs w:val="21"/>
         </w:rPr>
-        <w:t xml:space="preserve">EP sitting on a company's card are yours - they show in the standings immediately. They vest - move permanently into your bank - when the company is upgraded, sold, merged into a Megacorp, or at the end of the game. You never lose EP you have already scored.</w:t>
+        <w:t xml:space="preserve">There is nothing held back and nothing to keep track of on the cards: every EP you have earned is banked, and the standings are the score. You never lose EP you have already scored - not when a company is sold, not when it goes distressed, not when it is merged into a Megacorp.</w:t>
       </w:r>
     </w:p>
     <w:p>
@@ -6330,7 +6344,7 @@
           <w:sz w:val="19"/>
           <w:szCs w:val="19"/>
         </w:rPr>
-        <w:t xml:space="preserve">Three EP a level, paid on completion, is the change that made building feel like the point of the game rather than a way to fund the land awards. At 1 EP a level, paid a quarter or two later, a company had to survive to be worth anything and still lost to cash; now the act of building is the reward, and the risk of a late solvency event no longer eats it.</w:t>
+        <w:t xml:space="preserve">Two EP a level, paid on completion, is the change that made building feel like the point of the game rather than a way to fund the land awards. At 1 EP a level, paid a quarter or two later, a company had to survive to be worth anything and still lost to cash; now the act of building is the reward, and the risk of a late solvency event no longer eats it.</w:t>
       </w:r>
     </w:p>
     <w:p>
@@ -6361,7 +6375,7 @@
           <w:sz w:val="19"/>
           <w:szCs w:val="19"/>
         </w:rPr>
-        <w:t xml:space="preserve">Scoring on the card rather than straight into the bank is what makes upgrading a company feel like harvesting it, and it is why the standings can be read honestly at any point without a separate 'if the game ended now' calculation.</w:t>
+        <w:t xml:space="preserve">EP used to sit on the company's card until they vested - on upgrade, sale, merger or at the end of the game. It never changed a single final score, because the standings always counted the cards too and nothing could clear a card without vesting it first, so all it bought was a second pile to keep straight and a question - 'is that vested?' - with nothing riding on the answer. Now the EP go where they were always going to end up.</w:t>
       </w:r>
     </w:p>
     <w:p>
@@ -6409,7 +6423,7 @@
           <w:sz w:val="21"/>
           <w:szCs w:val="21"/>
         </w:rPr>
-        <w:t xml:space="preserve">Whoever forms the first Megacorp of the game also takes the IPO tile: 5 EP, and the second Board Meeting seat opens for the rest of the game.</w:t>
+        <w:t xml:space="preserve">Whoever forms the first Megacorp of the game also takes the IPO tile: a sixth company bay for the rest of the game, and the second Board Meeting seat opens for everyone.</w:t>
       </w:r>
     </w:p>
     <w:p>
@@ -6483,7 +6497,7 @@
           <w:sz w:val="21"/>
           <w:szCs w:val="21"/>
         </w:rPr>
-        <w:t xml:space="preserve">The HQ stops trading: with no Blueprint it produces nothing, pays no OPEX and draws no share of any pot.</w:t>
+        <w:t xml:space="preserve">The HQ stops trading: with no Blueprint it produces nothing and pays no OPEX. It still draws its equal share of its industry's pot every B2B - a headquarters that has stopped building has not stopped collecting.</w:t>
       </w:r>
     </w:p>
     <w:p>
@@ -6502,7 +6516,7 @@
           <w:sz w:val="21"/>
           <w:szCs w:val="21"/>
         </w:rPr>
-        <w:t xml:space="preserve">It keeps its disc, and it permanently locks one of your five company slots. Every Megacorp you form narrows how wide you can operate.</w:t>
+        <w:t xml:space="preserve">Every quarter it stands, the HQ banks EP equal to the CURRENT PRICE of its industry. A headquarters in an industry nobody serves is quietly earning while its price climbs, and one formed in Year 1 collects for eight more quarters than one formed in Year 3.</w:t>
       </w:r>
     </w:p>
     <w:p>
@@ -6521,12 +6535,17 @@
           <w:sz w:val="21"/>
           <w:szCs w:val="21"/>
         </w:rPr>
-        <w:t xml:space="preserve">Every B2B, the HQ siphons $5 from the pot of every industry it touches, before the pots are shared out.</w:t>
-      </w:r>
-    </w:p>
-    <w:p>
-      <w:pPr>
-        <w:spacing w:after="120" w:line="276"/>
+        <w:t xml:space="preserve">It has no OPEX to pay its rent out of, so its owner pays the ground rent from pocket every quarter - $3 for every level standing on a plot, to that plot's owner. On your own land nothing moves.</w:t>
+      </w:r>
+    </w:p>
+    <w:p>
+      <w:pPr>
+        <w:pStyle w:val="ListParagraph"/>
+        <w:numPr>
+          <w:ilvl w:val="0"/>
+          <w:numId w:val="2"/>
+        </w:numPr>
+        <w:spacing w:after="60" w:line="276"/>
       </w:pPr>
       <w:r>
         <w:rPr>
@@ -6535,7 +6554,78 @@
           <w:sz w:val="21"/>
           <w:szCs w:val="21"/>
         </w:rPr>
-        <w:t xml:space="preserve">Only (number of players + 1) tiles are in play, so the good combinations are contested.</w:t>
+        <w:t xml:space="preserve">A headquarters is public infrastructure: it counts as a Logistic Hub. Any company built orthogonally beside one joins the network through it, whoever owns them. A monument that only collected would be a monument nobody wanted to build near - and the companies that gather round it are exactly the ones it scores 3 EP each for at the end.</w:t>
+      </w:r>
+    </w:p>
+    <w:p>
+      <w:pPr>
+        <w:pStyle w:val="ListParagraph"/>
+        <w:numPr>
+          <w:ilvl w:val="0"/>
+          <w:numId w:val="2"/>
+        </w:numPr>
+        <w:spacing w:after="60" w:line="276"/>
+      </w:pPr>
+      <w:r>
+        <w:rPr>
+          <w:rFonts w:ascii="Calibri" w:cs="Calibri" w:eastAsia="Calibri" w:hAnsi="Calibri"/>
+          <w:color w:val="1A1A1A"/>
+          <w:sz w:val="21"/>
+          <w:szCs w:val="21"/>
+        </w:rPr>
+        <w:t xml:space="preserve">Sell a plot out from under a headquarters and it collects nothing at all - no pot share, no points, and it stops being a hub. A monument still needs its ground.</w:t>
+      </w:r>
+    </w:p>
+    <w:p>
+      <w:pPr>
+        <w:pStyle w:val="ListParagraph"/>
+        <w:numPr>
+          <w:ilvl w:val="0"/>
+          <w:numId w:val="2"/>
+        </w:numPr>
+        <w:spacing w:after="60" w:line="276"/>
+      </w:pPr>
+      <w:r>
+        <w:rPr>
+          <w:rFonts w:ascii="Calibri" w:cs="Calibri" w:eastAsia="Calibri" w:hAnsi="Calibri"/>
+          <w:color w:val="1A1A1A"/>
+          <w:sz w:val="21"/>
+          <w:szCs w:val="21"/>
+        </w:rPr>
+        <w:t xml:space="preserve">It keeps its disc, and it permanently locks one of your five company slots. Every Megacorp you form narrows how wide you can operate.</w:t>
+      </w:r>
+    </w:p>
+    <w:p>
+      <w:pPr>
+        <w:pStyle w:val="ListParagraph"/>
+        <w:numPr>
+          <w:ilvl w:val="0"/>
+          <w:numId w:val="2"/>
+        </w:numPr>
+        <w:spacing w:after="60" w:line="276"/>
+      </w:pPr>
+      <w:r>
+        <w:rPr>
+          <w:rFonts w:ascii="Calibri" w:cs="Calibri" w:eastAsia="Calibri" w:hAnsi="Calibri"/>
+          <w:color w:val="1A1A1A"/>
+          <w:sz w:val="21"/>
+          <w:szCs w:val="21"/>
+        </w:rPr>
+        <w:t xml:space="preserve">At the end of the game the HQ scores 3 EP for every OTHER company standing orthogonally beside it - the district that grew up around it. Counted at scoring, not when the Megacorp forms, so where you put your headquarters is a bet on where the city fills in.</w:t>
+      </w:r>
+    </w:p>
+    <w:p>
+      <w:pPr>
+        <w:spacing w:after="120" w:line="276"/>
+      </w:pPr>
+      <w:r>
+        <w:rPr>
+          <w:rFonts w:ascii="Calibri" w:cs="Calibri" w:eastAsia="Calibri" w:hAnsi="Calibri"/>
+          <w:color w:val="1A1A1A"/>
+          <w:sz w:val="21"/>
+          <w:szCs w:val="21"/>
+        </w:rPr>
+        <w:t xml:space="preserve">Twice the number of players are in play - eight at a four-player table - so a combination you are working toward is usually still there, but the best-paying ones are contested.</w:t>
       </w:r>
     </w:p>
     <w:p>
@@ -8498,7 +8588,7 @@
           <w:sz w:val="19"/>
           <w:szCs w:val="19"/>
         </w:rPr>
-        <w:t xml:space="preserve">A merger is meant to be a real decision, not a free bonus: you are trading away the companies' production, their remaining upgrades, and any level EP they had not scored yet, for a lump sum now and a parasite on your neighbours. EP already on their cards vest, so those are safe. It is strongest in Year 3 and usually a mistake in Year 1.</w:t>
+        <w:t xml:space="preserve">A merger is meant to be a real decision, not a free bonus: you are trading away the companies' production and their remaining upgrades for a lump sum now, a headquarters that collects without trading, and a district that scores around it. Every EP those companies already scored is banked and stays banked. It is strongest in Year 3 and usually a mistake in Year 1.</w:t>
       </w:r>
     </w:p>
     <w:p>
@@ -8719,7 +8809,7 @@
                 <w:sz w:val="19"/>
                 <w:szCs w:val="19"/>
               </w:rPr>
-              <w:t xml:space="preserve">+3 per level</w:t>
+              <w:t xml:space="preserve">+2 per level</w:t>
             </w:r>
           </w:p>
         </w:tc>
@@ -8804,7 +8894,7 @@
                 <w:sz w:val="19"/>
                 <w:szCs w:val="19"/>
               </w:rPr>
-              <w:t xml:space="preserve">IPO tile (first player to go public)</w:t>
+              <w:t xml:space="preserve">Megacorp HQ, each quarter it stands</w:t>
             </w:r>
           </w:p>
         </w:tc>
@@ -8831,7 +8921,7 @@
                 <w:sz w:val="19"/>
                 <w:szCs w:val="19"/>
               </w:rPr>
-              <w:t xml:space="preserve">+5</w:t>
+              <w:t xml:space="preserve">+ its industry's current price</w:t>
             </w:r>
           </w:p>
         </w:tc>
@@ -8860,7 +8950,7 @@
                 <w:sz w:val="19"/>
                 <w:szCs w:val="19"/>
               </w:rPr>
-              <w:t xml:space="preserve">The Real-Estate Mogul - most plots owned, at every year end</w:t>
+              <w:t xml:space="preserve">Megacorp HQ, at the end</w:t>
             </w:r>
           </w:p>
         </w:tc>
@@ -8887,7 +8977,7 @@
                 <w:sz w:val="19"/>
                 <w:szCs w:val="19"/>
               </w:rPr>
-              <w:t xml:space="preserve">+10, second place +5</w:t>
+              <w:t xml:space="preserve">+3 for each other company beside it</w:t>
             </w:r>
           </w:p>
         </w:tc>
@@ -8916,7 +9006,7 @@
                 <w:sz w:val="19"/>
                 <w:szCs w:val="19"/>
               </w:rPr>
-              <w:t xml:space="preserve">The Omnipresent - most districts you are present in, at every year end</w:t>
+              <w:t xml:space="preserve">The Real-Estate Mogul - most plots owned, at every year end</w:t>
             </w:r>
           </w:p>
         </w:tc>
@@ -8943,7 +9033,7 @@
                 <w:sz w:val="19"/>
                 <w:szCs w:val="19"/>
               </w:rPr>
-              <w:t xml:space="preserve">+10, second place +5</w:t>
+              <w:t xml:space="preserve">+5 to the leader alone</w:t>
             </w:r>
           </w:p>
         </w:tc>
@@ -8972,7 +9062,7 @@
                 <w:sz w:val="19"/>
                 <w:szCs w:val="19"/>
               </w:rPr>
-              <w:t xml:space="preserve">Cash on hand at the end</w:t>
+              <w:t xml:space="preserve">The Omnipresent - most districts you are present in, at every year end</w:t>
             </w:r>
           </w:p>
         </w:tc>
@@ -8999,7 +9089,7 @@
                 <w:sz w:val="19"/>
                 <w:szCs w:val="19"/>
               </w:rPr>
-              <w:t xml:space="preserve">+1 per full $10</w:t>
+              <w:t xml:space="preserve">+5 to the leader alone</w:t>
             </w:r>
           </w:p>
         </w:tc>
@@ -9028,6 +9118,62 @@
                 <w:sz w:val="19"/>
                 <w:szCs w:val="19"/>
               </w:rPr>
+              <w:t xml:space="preserve">Cash on hand at the end</w:t>
+            </w:r>
+          </w:p>
+        </w:tc>
+        <w:tc>
+          <w:tcPr>
+            <w:tcW w:type="dxa" w:w="5976"/>
+            <w:tcMar>
+              <w:top w:type="dxa" w:w="60"/>
+              <w:left w:type="dxa" w:w="100"/>
+              <w:bottom w:type="dxa" w:w="60"/>
+              <w:right w:type="dxa" w:w="100"/>
+            </w:tcMar>
+          </w:tcPr>
+          <w:p>
+            <w:pPr>
+              <w:spacing w:after="0" w:line="252"/>
+            </w:pPr>
+            <w:r>
+              <w:rPr>
+                <w:rFonts w:ascii="Calibri" w:cs="Calibri" w:eastAsia="Calibri" w:hAnsi="Calibri"/>
+                <w:b w:val="false"/>
+                <w:bCs w:val="false"/>
+                <w:color w:val="1A1A1A"/>
+                <w:sz w:val="19"/>
+                <w:szCs w:val="19"/>
+              </w:rPr>
+              <w:t xml:space="preserve">+1 per full $10</w:t>
+            </w:r>
+          </w:p>
+        </w:tc>
+      </w:tr>
+      <w:tr>
+        <w:tc>
+          <w:tcPr>
+            <w:tcW w:type="dxa" w:w="3662"/>
+            <w:tcMar>
+              <w:top w:type="dxa" w:w="60"/>
+              <w:left w:type="dxa" w:w="100"/>
+              <w:bottom w:type="dxa" w:w="60"/>
+              <w:right w:type="dxa" w:w="100"/>
+            </w:tcMar>
+          </w:tcPr>
+          <w:p>
+            <w:pPr>
+              <w:spacing w:after="0" w:line="252"/>
+            </w:pPr>
+            <w:r>
+              <w:rPr>
+                <w:rFonts w:ascii="Calibri" w:cs="Calibri" w:eastAsia="Calibri" w:hAnsi="Calibri"/>
+                <w:b w:val="false"/>
+                <w:bCs w:val="false"/>
+                <w:color w:val="1A1A1A"/>
+                <w:sz w:val="19"/>
+                <w:szCs w:val="19"/>
+              </w:rPr>
               <w:t xml:space="preserve">Each loan disc still in the bank</w:t>
             </w:r>
           </w:p>
@@ -9077,7 +9223,7 @@
           <w:sz w:val="21"/>
           <w:szCs w:val="21"/>
         </w:rPr>
-        <w:t xml:space="preserve">For The Omnipresent, a district counts if you own a plot in it or one of your active companies stands in it. Tied players split the combined value of the places they cover.</w:t>
+        <w:t xml:space="preserve">For The Omnipresent, a district counts if you own a plot in it or one of your active companies stands in it.</w:t>
       </w:r>
     </w:p>
     <w:p>
@@ -9091,7 +9237,7 @@
           <w:sz w:val="21"/>
           <w:szCs w:val="21"/>
         </w:rPr>
-        <w:t xml:space="preserve">Most EP after Quarter 12 wins. If the final scores tie, the player with more money wins; if they are still tied, the player with fewer loan discs left in the bank.</w:t>
+        <w:t xml:space="preserve">Only the outright leader scores a land award, and a shared lead pays badly: 5 EP alone, 2 EP each if two players tie, 1 EP each if three or more do. Second place gets nothing.</w:t>
       </w:r>
     </w:p>
     <w:p>
@@ -9122,7 +9268,52 @@
           <w:sz w:val="19"/>
           <w:szCs w:val="19"/>
         </w:rPr>
-        <w:t xml:space="preserve">The 5 EP entry bonus used to be the strongest steering mechanism in the game, worth five year-end levels. At 3 EP a level it is worth less than a level-2 company, which is the intended correction: breadth still pays, but it no longer beats depth on its own. Both are now paid on construction, so neither can be lost to a late solvency event.</w:t>
+        <w:t xml:space="preserve">The awards used to pay 10 and 5 and split between ties, which meant almost everybody collected something and holding land was never really a contest - it was 21% of an average seat's score for very little decision-making. Paying only the leader, and paying badly for a draw, drops it to about 9% and turns it back into a race.</w:t>
+      </w:r>
+    </w:p>
+    <w:p>
+      <w:pPr>
+        <w:spacing w:after="120" w:line="276"/>
+      </w:pPr>
+      <w:r>
+        <w:rPr>
+          <w:rFonts w:ascii="Calibri" w:cs="Calibri" w:eastAsia="Calibri" w:hAnsi="Calibri"/>
+          <w:color w:val="1A1A1A"/>
+          <w:sz w:val="21"/>
+          <w:szCs w:val="21"/>
+        </w:rPr>
+        <w:t xml:space="preserve">Most EP after Quarter 12 wins. If the final scores tie, the player with more money wins; if they are still tied, the player with fewer loan discs left in the bank.</w:t>
+      </w:r>
+    </w:p>
+    <w:p>
+      <w:pPr>
+        <w:pBdr>
+          <w:left w:val="single" w:color="4A3AB5" w:sz="12" w:space="10"/>
+        </w:pBdr>
+        <w:spacing w:after="160" w:before="120"/>
+        <w:ind w:left="240"/>
+      </w:pPr>
+      <w:r>
+        <w:rPr>
+          <w:rFonts w:ascii="Consolas" w:cs="Consolas" w:eastAsia="Consolas" w:hAnsi="Consolas"/>
+          <w:b/>
+          <w:bCs/>
+          <w:color w:val="4A3AB5"/>
+          <w:sz w:val="16"/>
+          <w:szCs w:val="16"/>
+        </w:rPr>
+        <w:t xml:space="preserve">Designer's note   </w:t>
+      </w:r>
+      <w:r>
+        <w:rPr>
+          <w:rFonts w:ascii="Calibri" w:cs="Calibri" w:eastAsia="Calibri" w:hAnsi="Calibri"/>
+          <w:i/>
+          <w:iCs/>
+          <w:color w:val="6B6B78"/>
+          <w:sz w:val="19"/>
+          <w:szCs w:val="19"/>
+        </w:rPr>
+        <w:t xml:space="preserve">The two dials were set together against 300 games a case. At 3 EP a level, companies were 32% of an average seat's score and everything else faded behind them; at 1 EP an upgrade stopped being worth paying the setup cost twice and upgraded companies fell from 5.1 a game to 3.1, while the 5 EP entry bonus swelled to 27% of a score for a decision that is barely one. Two and three put companies at 30%, Megacorps at 24%, cash at 22%, entry at 15% and land at 10% - nothing over a third, and building is still the biggest single thing.</w:t>
       </w:r>
     </w:p>
     <w:p>
@@ -9606,7 +9797,7 @@
           <w:sz w:val="19"/>
           <w:szCs w:val="19"/>
         </w:rPr>
-        <w:t xml:space="preserve">Each persona is a tilt, not a cage. They all deliberately point at doing more of one industry, and the 5 EP breadth bonus deliberately points the other way, so a persona changes your best line without collapsing it to one.</w:t>
+        <w:t xml:space="preserve">Each persona is a tilt, not a cage. They all deliberately point at doing more of one industry, and the entry bonus deliberately points the other way, so a persona changes your best line without collapsing it to one.</w:t>
       </w:r>
     </w:p>
     <w:p>
@@ -9814,7 +10005,7 @@
                 <w:sz w:val="19"/>
                 <w:szCs w:val="19"/>
               </w:rPr>
-              <w:t xml:space="preserve">Levels score single</w:t>
+              <w:t xml:space="preserve">Levels score heavy</w:t>
             </w:r>
           </w:p>
         </w:tc>
@@ -9841,7 +10032,7 @@
                 <w:sz w:val="19"/>
                 <w:szCs w:val="19"/>
               </w:rPr>
-              <w:t xml:space="preserve">A company level is worth 1 EP instead of 3. The weight of the game moves back toward land, cash and the industry entry bonuses.</w:t>
+              <w:t xml:space="preserve">A company level is worth 3 EP instead of 2. Building tall becomes the biggest single thing on the scoreboard, at the cost of pushing land, cash and the entry bonuses into the background.</w:t>
             </w:r>
           </w:p>
         </w:tc>
@@ -11278,7 +11469,7 @@
                 <w:sz w:val="19"/>
                 <w:szCs w:val="19"/>
               </w:rPr>
-              <w:t xml:space="preserve">3 EP per level, the moment it is built - and again when it is upgraded</w:t>
+              <w:t xml:space="preserve">2 EP per level, the moment it is built - and again when it is upgraded</w:t>
             </w:r>
           </w:p>
         </w:tc>
@@ -11334,7 +11525,7 @@
                 <w:sz w:val="19"/>
                 <w:szCs w:val="19"/>
               </w:rPr>
-              <w:t xml:space="preserve">5 EP the first time you build in each industry, banked at once</w:t>
+              <w:t xml:space="preserve">3 EP the first time you build in each industry, banked at once</w:t>
             </w:r>
           </w:p>
         </w:tc>
@@ -11390,7 +11581,7 @@
                 <w:sz w:val="19"/>
                 <w:szCs w:val="19"/>
               </w:rPr>
-              <w:t xml:space="preserve">10 EP / 5 EP for most plots and most districts, at every year end</w:t>
+              <w:t xml:space="preserve">5 EP to the outright leader in plots, and in districts, at every year end</w:t>
             </w:r>
           </w:p>
         </w:tc>

--- a/Entrepreneurs_Rulebook_v13_Designers_Edition.docx
+++ b/Entrepreneurs_Rulebook_v13_Designers_Edition.docx
@@ -1063,7 +1063,7 @@
           <w:sz w:val="21"/>
           <w:szCs w:val="21"/>
         </w:rPr>
-        <w:t xml:space="preserve">Ten discs each. Nothing else marks what you own.</w:t>
+        <w:t xml:space="preserve">Twelve discs each. Nothing else marks what you own.</w:t>
       </w:r>
     </w:p>
     <w:p>
@@ -1152,7 +1152,7 @@
           <w:sz w:val="30"/>
           <w:szCs w:val="30"/>
         </w:rPr>
-        <w:t xml:space="preserve">Your ten discs</w:t>
+        <w:t xml:space="preserve">Your twelve discs</w:t>
       </w:r>
     </w:p>
     <w:p>
@@ -1166,7 +1166,7 @@
           <w:sz w:val="21"/>
           <w:szCs w:val="21"/>
         </w:rPr>
-        <w:t xml:space="preserve">Your discs are your entire footprint in the world. You have ten, and every one of them is committed somewhere:</w:t>
+        <w:t xml:space="preserve">Your discs are your entire footprint in the world. You have twelve, and every one of them is committed somewhere:</w:t>
       </w:r>
     </w:p>
     <w:p>
@@ -1282,7 +1282,7 @@
           <w:sz w:val="19"/>
           <w:szCs w:val="19"/>
         </w:rPr>
-        <w:t xml:space="preserve">The disc limit is the real brake on the game, not money. Cash arrives in floods once your pots start paying, and without a hard cap on presence the leader would simply buy the map. Ten discs also makes selling land a genuine decision rather than a pure loss.</w:t>
+        <w:t xml:space="preserve">The disc limit is the real brake on the game, not money. Cash arrives in floods once your pots start paying, and without a hard cap on presence the leader would simply buy the map. Twelve discs also makes selling land a genuine decision rather than a pure loss. It was ten until the count was measured: ten refused about a quarter of every sideways company's attempts to grow for want of a disc, which is most of why Manufacturing, Utilities and Technology spent whole games at level 1. Twelve takes that to 18%. Fifteen was tried and mostly bought land sprawl.</w:t>
       </w:r>
     </w:p>
     <w:p>

--- a/Entrepreneurs_Rulebook_v13_Designers_Edition.docx
+++ b/Entrepreneurs_Rulebook_v13_Designers_Edition.docx
@@ -1082,7 +1082,7 @@
           <w:sz w:val="21"/>
           <w:szCs w:val="21"/>
         </w:rPr>
-        <w:t xml:space="preserve">Megacorp tiles: sixteen exist, and twice the number of players are shuffled into the game.</w:t>
+        <w:t xml:space="preserve">Megacorp tiles: sixteen exist in four tiers of four. Two are drawn from each tier that is in play - which is twice the number of players. Tiers 4 and 3 are always in; tier 2 joins at three players, tier 1 only at four.</w:t>
       </w:r>
     </w:p>
     <w:p>
@@ -6516,7 +6516,7 @@
           <w:sz w:val="21"/>
           <w:szCs w:val="21"/>
         </w:rPr>
-        <w:t xml:space="preserve">Every quarter it stands, the HQ banks EP equal to the CURRENT PRICE of its industry. A headquarters in an industry nobody serves is quietly earning while its price climbs, and one formed in Year 1 collects for eight more quarters than one formed in Year 3.</w:t>
+        <w:t xml:space="preserve">Every quarter it stands, the HQ banks EP equal to the CURRENT PRICE of its industry DIVIDED BY THE TILE'S TIER, rounded down. A tier 1 headquarters in an industry at $3 banks 3 EP a quarter; a tier 4 headquarters in the same industry banks nothing at all until that industry reaches $4. A headquarters in an industry nobody serves is quietly earning while its price climbs, and one formed in Year 1 collects for eight more quarters than one formed in Year 3.</w:t>
       </w:r>
     </w:p>
     <w:p>
@@ -8562,6 +8562,800 @@
     </w:p>
     <w:p>
       <w:pPr>
+        <w:pStyle w:val="Heading2"/>
+        <w:spacing w:after="100" w:before="240"/>
+      </w:pPr>
+      <w:r>
+        <w:rPr>
+          <w:rFonts w:ascii="Calibri" w:cs="Calibri" w:eastAsia="Calibri" w:hAnsi="Calibri"/>
+          <w:b/>
+          <w:bCs/>
+          <w:color w:val="1A1A1A"/>
+          <w:sz w:val="23"/>
+          <w:szCs w:val="23"/>
+        </w:rPr>
+        <w:t xml:space="preserve">The four tiers</w:t>
+      </w:r>
+    </w:p>
+    <w:p>
+      <w:pPr>
+        <w:spacing w:after="120" w:line="276"/>
+      </w:pPr>
+      <w:r>
+        <w:rPr>
+          <w:rFonts w:ascii="Calibri" w:cs="Calibri" w:eastAsia="Calibri" w:hAnsi="Calibri"/>
+          <w:color w:val="1A1A1A"/>
+          <w:sz w:val="21"/>
+          <w:szCs w:val="21"/>
+        </w:rPr>
+        <w:t xml:space="preserve">The sixteen tiles are four tiers of four. Tier 4 is the four cheapest to assemble and tier 1 the four hardest, and the tier does two things: it decides which tiles are in the box, and it divides what the headquarters earns.</w:t>
+      </w:r>
+    </w:p>
+    <w:tbl>
+      <w:tblPr>
+        <w:tblW w:type="dxa" w:w="9638"/>
+        <w:tblBorders>
+          <w:top w:val="single" w:color="D8D4E2" w:sz="4"/>
+          <w:left w:val="none" w:color="FFFFFF" w:sz="0"/>
+          <w:bottom w:val="single" w:color="D8D4E2" w:sz="4"/>
+          <w:right w:val="none" w:color="FFFFFF" w:sz="0"/>
+          <w:insideH w:val="single" w:color="D8D4E2" w:sz="2"/>
+          <w:insideV w:val="none" w:color="FFFFFF" w:sz="0"/>
+        </w:tblBorders>
+      </w:tblPr>
+      <w:tblGrid>
+        <w:gridCol w:w="2699"/>
+        <w:gridCol w:w="1734"/>
+        <w:gridCol w:w="1734"/>
+        <w:gridCol w:w="1734"/>
+        <w:gridCol w:w="1737"/>
+      </w:tblGrid>
+      <w:tr>
+        <w:trPr>
+          <w:tblHeader/>
+        </w:trPr>
+        <w:tc>
+          <w:tcPr>
+            <w:tcW w:type="dxa" w:w="2699"/>
+            <w:shd w:fill="F1EFF7" w:color="auto" w:val="clear"/>
+            <w:tcMar>
+              <w:top w:type="dxa" w:w="60"/>
+              <w:left w:type="dxa" w:w="100"/>
+              <w:bottom w:type="dxa" w:w="60"/>
+              <w:right w:type="dxa" w:w="100"/>
+            </w:tcMar>
+          </w:tcPr>
+          <w:p>
+            <w:pPr>
+              <w:spacing w:after="0" w:line="252"/>
+            </w:pPr>
+            <w:r>
+              <w:rPr>
+                <w:rFonts w:ascii="Calibri" w:cs="Calibri" w:eastAsia="Calibri" w:hAnsi="Calibri"/>
+                <w:b/>
+                <w:bCs/>
+                <w:color w:val="1A1A1A"/>
+                <w:sz w:val="19"/>
+                <w:szCs w:val="19"/>
+              </w:rPr>
+              <w:t xml:space="preserve">Tier</w:t>
+            </w:r>
+          </w:p>
+        </w:tc>
+        <w:tc>
+          <w:tcPr>
+            <w:tcW w:type="dxa" w:w="1734"/>
+            <w:shd w:fill="F1EFF7" w:color="auto" w:val="clear"/>
+            <w:tcMar>
+              <w:top w:type="dxa" w:w="60"/>
+              <w:left w:type="dxa" w:w="100"/>
+              <w:bottom w:type="dxa" w:w="60"/>
+              <w:right w:type="dxa" w:w="100"/>
+            </w:tcMar>
+          </w:tcPr>
+          <w:p>
+            <w:pPr>
+              <w:spacing w:after="0" w:line="252"/>
+            </w:pPr>
+            <w:r>
+              <w:rPr>
+                <w:rFonts w:ascii="Calibri" w:cs="Calibri" w:eastAsia="Calibri" w:hAnsi="Calibri"/>
+                <w:b/>
+                <w:bCs/>
+                <w:color w:val="1A1A1A"/>
+                <w:sz w:val="19"/>
+                <w:szCs w:val="19"/>
+              </w:rPr>
+              <w:t xml:space="preserve">Tiles</w:t>
+            </w:r>
+          </w:p>
+        </w:tc>
+        <w:tc>
+          <w:tcPr>
+            <w:tcW w:type="dxa" w:w="1734"/>
+            <w:shd w:fill="F1EFF7" w:color="auto" w:val="clear"/>
+            <w:tcMar>
+              <w:top w:type="dxa" w:w="60"/>
+              <w:left w:type="dxa" w:w="100"/>
+              <w:bottom w:type="dxa" w:w="60"/>
+              <w:right w:type="dxa" w:w="100"/>
+            </w:tcMar>
+          </w:tcPr>
+          <w:p>
+            <w:pPr>
+              <w:spacing w:after="0" w:line="252"/>
+            </w:pPr>
+            <w:r>
+              <w:rPr>
+                <w:rFonts w:ascii="Calibri" w:cs="Calibri" w:eastAsia="Calibri" w:hAnsi="Calibri"/>
+                <w:b/>
+                <w:bCs/>
+                <w:color w:val="1A1A1A"/>
+                <w:sz w:val="19"/>
+                <w:szCs w:val="19"/>
+              </w:rPr>
+              <w:t xml:space="preserve">In play from</w:t>
+            </w:r>
+          </w:p>
+        </w:tc>
+        <w:tc>
+          <w:tcPr>
+            <w:tcW w:type="dxa" w:w="1734"/>
+            <w:shd w:fill="F1EFF7" w:color="auto" w:val="clear"/>
+            <w:tcMar>
+              <w:top w:type="dxa" w:w="60"/>
+              <w:left w:type="dxa" w:w="100"/>
+              <w:bottom w:type="dxa" w:w="60"/>
+              <w:right w:type="dxa" w:w="100"/>
+            </w:tcMar>
+          </w:tcPr>
+          <w:p>
+            <w:pPr>
+              <w:spacing w:after="0" w:line="252"/>
+            </w:pPr>
+            <w:r>
+              <w:rPr>
+                <w:rFonts w:ascii="Calibri" w:cs="Calibri" w:eastAsia="Calibri" w:hAnsi="Calibri"/>
+                <w:b/>
+                <w:bCs/>
+                <w:color w:val="1A1A1A"/>
+                <w:sz w:val="19"/>
+                <w:szCs w:val="19"/>
+              </w:rPr>
+              <w:t xml:space="preserve">A $3 industry banks</w:t>
+            </w:r>
+          </w:p>
+        </w:tc>
+        <w:tc>
+          <w:tcPr>
+            <w:tcW w:type="dxa" w:w="1737"/>
+            <w:shd w:fill="F1EFF7" w:color="auto" w:val="clear"/>
+            <w:tcMar>
+              <w:top w:type="dxa" w:w="60"/>
+              <w:left w:type="dxa" w:w="100"/>
+              <w:bottom w:type="dxa" w:w="60"/>
+              <w:right w:type="dxa" w:w="100"/>
+            </w:tcMar>
+          </w:tcPr>
+          <w:p>
+            <w:pPr>
+              <w:spacing w:after="0" w:line="252"/>
+            </w:pPr>
+            <w:r>
+              <w:rPr>
+                <w:rFonts w:ascii="Calibri" w:cs="Calibri" w:eastAsia="Calibri" w:hAnsi="Calibri"/>
+                <w:b/>
+                <w:bCs/>
+                <w:color w:val="1A1A1A"/>
+                <w:sz w:val="19"/>
+                <w:szCs w:val="19"/>
+              </w:rPr>
+              <w:t xml:space="preserve">A $6 industry banks</w:t>
+            </w:r>
+          </w:p>
+        </w:tc>
+      </w:tr>
+      <w:tr>
+        <w:tc>
+          <w:tcPr>
+            <w:tcW w:type="dxa" w:w="2699"/>
+            <w:tcMar>
+              <w:top w:type="dxa" w:w="60"/>
+              <w:left w:type="dxa" w:w="100"/>
+              <w:bottom w:type="dxa" w:w="60"/>
+              <w:right w:type="dxa" w:w="100"/>
+            </w:tcMar>
+          </w:tcPr>
+          <w:p>
+            <w:pPr>
+              <w:spacing w:after="0" w:line="252"/>
+            </w:pPr>
+            <w:r>
+              <w:rPr>
+                <w:rFonts w:ascii="Calibri" w:cs="Calibri" w:eastAsia="Calibri" w:hAnsi="Calibri"/>
+                <w:b/>
+                <w:bCs/>
+                <w:color w:val="1A1A1A"/>
+                <w:sz w:val="19"/>
+                <w:szCs w:val="19"/>
+              </w:rPr>
+              <w:t xml:space="preserve">4</w:t>
+            </w:r>
+          </w:p>
+        </w:tc>
+        <w:tc>
+          <w:tcPr>
+            <w:tcW w:type="dxa" w:w="1734"/>
+            <w:tcMar>
+              <w:top w:type="dxa" w:w="60"/>
+              <w:left w:type="dxa" w:w="100"/>
+              <w:bottom w:type="dxa" w:w="60"/>
+              <w:right w:type="dxa" w:w="100"/>
+            </w:tcMar>
+          </w:tcPr>
+          <w:p>
+            <w:pPr>
+              <w:spacing w:after="0" w:line="252"/>
+            </w:pPr>
+            <w:r>
+              <w:rPr>
+                <w:rFonts w:ascii="Calibri" w:cs="Calibri" w:eastAsia="Calibri" w:hAnsi="Calibri"/>
+                <w:b w:val="false"/>
+                <w:bCs w:val="false"/>
+                <w:color w:val="1A1A1A"/>
+                <w:sz w:val="19"/>
+                <w:szCs w:val="19"/>
+              </w:rPr>
+              <w:t xml:space="preserve">Local Syndicate, Founders’ Pact, Continental Holdings, Twin Ventures</w:t>
+            </w:r>
+          </w:p>
+        </w:tc>
+        <w:tc>
+          <w:tcPr>
+            <w:tcW w:type="dxa" w:w="1734"/>
+            <w:tcMar>
+              <w:top w:type="dxa" w:w="60"/>
+              <w:left w:type="dxa" w:w="100"/>
+              <w:bottom w:type="dxa" w:w="60"/>
+              <w:right w:type="dxa" w:w="100"/>
+            </w:tcMar>
+          </w:tcPr>
+          <w:p>
+            <w:pPr>
+              <w:spacing w:after="0" w:line="252"/>
+            </w:pPr>
+            <w:r>
+              <w:rPr>
+                <w:rFonts w:ascii="Calibri" w:cs="Calibri" w:eastAsia="Calibri" w:hAnsi="Calibri"/>
+                <w:b w:val="false"/>
+                <w:bCs w:val="false"/>
+                <w:color w:val="1A1A1A"/>
+                <w:sz w:val="19"/>
+                <w:szCs w:val="19"/>
+              </w:rPr>
+              <w:t xml:space="preserve">2 players</w:t>
+            </w:r>
+          </w:p>
+        </w:tc>
+        <w:tc>
+          <w:tcPr>
+            <w:tcW w:type="dxa" w:w="1734"/>
+            <w:tcMar>
+              <w:top w:type="dxa" w:w="60"/>
+              <w:left w:type="dxa" w:w="100"/>
+              <w:bottom w:type="dxa" w:w="60"/>
+              <w:right w:type="dxa" w:w="100"/>
+            </w:tcMar>
+          </w:tcPr>
+          <w:p>
+            <w:pPr>
+              <w:spacing w:after="0" w:line="252"/>
+            </w:pPr>
+            <w:r>
+              <w:rPr>
+                <w:rFonts w:ascii="Calibri" w:cs="Calibri" w:eastAsia="Calibri" w:hAnsi="Calibri"/>
+                <w:b w:val="false"/>
+                <w:bCs w:val="false"/>
+                <w:color w:val="1A1A1A"/>
+                <w:sz w:val="19"/>
+                <w:szCs w:val="19"/>
+              </w:rPr>
+              <w:t xml:space="preserve">0 EP</w:t>
+            </w:r>
+          </w:p>
+        </w:tc>
+        <w:tc>
+          <w:tcPr>
+            <w:tcW w:type="dxa" w:w="1737"/>
+            <w:tcMar>
+              <w:top w:type="dxa" w:w="60"/>
+              <w:left w:type="dxa" w:w="100"/>
+              <w:bottom w:type="dxa" w:w="60"/>
+              <w:right w:type="dxa" w:w="100"/>
+            </w:tcMar>
+          </w:tcPr>
+          <w:p>
+            <w:pPr>
+              <w:spacing w:after="0" w:line="252"/>
+            </w:pPr>
+            <w:r>
+              <w:rPr>
+                <w:rFonts w:ascii="Calibri" w:cs="Calibri" w:eastAsia="Calibri" w:hAnsi="Calibri"/>
+                <w:b w:val="false"/>
+                <w:bCs w:val="false"/>
+                <w:color w:val="1A1A1A"/>
+                <w:sz w:val="19"/>
+                <w:szCs w:val="19"/>
+              </w:rPr>
+              <w:t xml:space="preserve">1 EP</w:t>
+            </w:r>
+          </w:p>
+        </w:tc>
+      </w:tr>
+      <w:tr>
+        <w:tc>
+          <w:tcPr>
+            <w:tcW w:type="dxa" w:w="2699"/>
+            <w:tcMar>
+              <w:top w:type="dxa" w:w="60"/>
+              <w:left w:type="dxa" w:w="100"/>
+              <w:bottom w:type="dxa" w:w="60"/>
+              <w:right w:type="dxa" w:w="100"/>
+            </w:tcMar>
+          </w:tcPr>
+          <w:p>
+            <w:pPr>
+              <w:spacing w:after="0" w:line="252"/>
+            </w:pPr>
+            <w:r>
+              <w:rPr>
+                <w:rFonts w:ascii="Calibri" w:cs="Calibri" w:eastAsia="Calibri" w:hAnsi="Calibri"/>
+                <w:b/>
+                <w:bCs/>
+                <w:color w:val="1A1A1A"/>
+                <w:sz w:val="19"/>
+                <w:szCs w:val="19"/>
+              </w:rPr>
+              <w:t xml:space="preserve">3</w:t>
+            </w:r>
+          </w:p>
+        </w:tc>
+        <w:tc>
+          <w:tcPr>
+            <w:tcW w:type="dxa" w:w="1734"/>
+            <w:tcMar>
+              <w:top w:type="dxa" w:w="60"/>
+              <w:left w:type="dxa" w:w="100"/>
+              <w:bottom w:type="dxa" w:w="60"/>
+              <w:right w:type="dxa" w:w="100"/>
+            </w:tcMar>
+          </w:tcPr>
+          <w:p>
+            <w:pPr>
+              <w:spacing w:after="0" w:line="252"/>
+            </w:pPr>
+            <w:r>
+              <w:rPr>
+                <w:rFonts w:ascii="Calibri" w:cs="Calibri" w:eastAsia="Calibri" w:hAnsi="Calibri"/>
+                <w:b w:val="false"/>
+                <w:bCs w:val="false"/>
+                <w:color w:val="1A1A1A"/>
+                <w:sz w:val="19"/>
+                <w:szCs w:val="19"/>
+              </w:rPr>
+              <w:t xml:space="preserve">Silent Merger, Neighborhood Holdings, Regional Consolidated, Crosstown Alliance</w:t>
+            </w:r>
+          </w:p>
+        </w:tc>
+        <w:tc>
+          <w:tcPr>
+            <w:tcW w:type="dxa" w:w="1734"/>
+            <w:tcMar>
+              <w:top w:type="dxa" w:w="60"/>
+              <w:left w:type="dxa" w:w="100"/>
+              <w:bottom w:type="dxa" w:w="60"/>
+              <w:right w:type="dxa" w:w="100"/>
+            </w:tcMar>
+          </w:tcPr>
+          <w:p>
+            <w:pPr>
+              <w:spacing w:after="0" w:line="252"/>
+            </w:pPr>
+            <w:r>
+              <w:rPr>
+                <w:rFonts w:ascii="Calibri" w:cs="Calibri" w:eastAsia="Calibri" w:hAnsi="Calibri"/>
+                <w:b w:val="false"/>
+                <w:bCs w:val="false"/>
+                <w:color w:val="1A1A1A"/>
+                <w:sz w:val="19"/>
+                <w:szCs w:val="19"/>
+              </w:rPr>
+              <w:t xml:space="preserve">2 players</w:t>
+            </w:r>
+          </w:p>
+        </w:tc>
+        <w:tc>
+          <w:tcPr>
+            <w:tcW w:type="dxa" w:w="1734"/>
+            <w:tcMar>
+              <w:top w:type="dxa" w:w="60"/>
+              <w:left w:type="dxa" w:w="100"/>
+              <w:bottom w:type="dxa" w:w="60"/>
+              <w:right w:type="dxa" w:w="100"/>
+            </w:tcMar>
+          </w:tcPr>
+          <w:p>
+            <w:pPr>
+              <w:spacing w:after="0" w:line="252"/>
+            </w:pPr>
+            <w:r>
+              <w:rPr>
+                <w:rFonts w:ascii="Calibri" w:cs="Calibri" w:eastAsia="Calibri" w:hAnsi="Calibri"/>
+                <w:b w:val="false"/>
+                <w:bCs w:val="false"/>
+                <w:color w:val="1A1A1A"/>
+                <w:sz w:val="19"/>
+                <w:szCs w:val="19"/>
+              </w:rPr>
+              <w:t xml:space="preserve">1 EP</w:t>
+            </w:r>
+          </w:p>
+        </w:tc>
+        <w:tc>
+          <w:tcPr>
+            <w:tcW w:type="dxa" w:w="1737"/>
+            <w:tcMar>
+              <w:top w:type="dxa" w:w="60"/>
+              <w:left w:type="dxa" w:w="100"/>
+              <w:bottom w:type="dxa" w:w="60"/>
+              <w:right w:type="dxa" w:w="100"/>
+            </w:tcMar>
+          </w:tcPr>
+          <w:p>
+            <w:pPr>
+              <w:spacing w:after="0" w:line="252"/>
+            </w:pPr>
+            <w:r>
+              <w:rPr>
+                <w:rFonts w:ascii="Calibri" w:cs="Calibri" w:eastAsia="Calibri" w:hAnsi="Calibri"/>
+                <w:b w:val="false"/>
+                <w:bCs w:val="false"/>
+                <w:color w:val="1A1A1A"/>
+                <w:sz w:val="19"/>
+                <w:szCs w:val="19"/>
+              </w:rPr>
+              <w:t xml:space="preserve">2 EP</w:t>
+            </w:r>
+          </w:p>
+        </w:tc>
+      </w:tr>
+      <w:tr>
+        <w:tc>
+          <w:tcPr>
+            <w:tcW w:type="dxa" w:w="2699"/>
+            <w:tcMar>
+              <w:top w:type="dxa" w:w="60"/>
+              <w:left w:type="dxa" w:w="100"/>
+              <w:bottom w:type="dxa" w:w="60"/>
+              <w:right w:type="dxa" w:w="100"/>
+            </w:tcMar>
+          </w:tcPr>
+          <w:p>
+            <w:pPr>
+              <w:spacing w:after="0" w:line="252"/>
+            </w:pPr>
+            <w:r>
+              <w:rPr>
+                <w:rFonts w:ascii="Calibri" w:cs="Calibri" w:eastAsia="Calibri" w:hAnsi="Calibri"/>
+                <w:b/>
+                <w:bCs/>
+                <w:color w:val="1A1A1A"/>
+                <w:sz w:val="19"/>
+                <w:szCs w:val="19"/>
+              </w:rPr>
+              <w:t xml:space="preserve">2</w:t>
+            </w:r>
+          </w:p>
+        </w:tc>
+        <w:tc>
+          <w:tcPr>
+            <w:tcW w:type="dxa" w:w="1734"/>
+            <w:tcMar>
+              <w:top w:type="dxa" w:w="60"/>
+              <w:left w:type="dxa" w:w="100"/>
+              <w:bottom w:type="dxa" w:w="60"/>
+              <w:right w:type="dxa" w:w="100"/>
+            </w:tcMar>
+          </w:tcPr>
+          <w:p>
+            <w:pPr>
+              <w:spacing w:after="0" w:line="252"/>
+            </w:pPr>
+            <w:r>
+              <w:rPr>
+                <w:rFonts w:ascii="Calibri" w:cs="Calibri" w:eastAsia="Calibri" w:hAnsi="Calibri"/>
+                <w:b w:val="false"/>
+                <w:bCs w:val="false"/>
+                <w:color w:val="1A1A1A"/>
+                <w:sz w:val="19"/>
+                <w:szCs w:val="19"/>
+              </w:rPr>
+              <w:t xml:space="preserve">Metro Trust, Crossroads Deal, Skyline Consolidated, Apex Group</w:t>
+            </w:r>
+          </w:p>
+        </w:tc>
+        <w:tc>
+          <w:tcPr>
+            <w:tcW w:type="dxa" w:w="1734"/>
+            <w:tcMar>
+              <w:top w:type="dxa" w:w="60"/>
+              <w:left w:type="dxa" w:w="100"/>
+              <w:bottom w:type="dxa" w:w="60"/>
+              <w:right w:type="dxa" w:w="100"/>
+            </w:tcMar>
+          </w:tcPr>
+          <w:p>
+            <w:pPr>
+              <w:spacing w:after="0" w:line="252"/>
+            </w:pPr>
+            <w:r>
+              <w:rPr>
+                <w:rFonts w:ascii="Calibri" w:cs="Calibri" w:eastAsia="Calibri" w:hAnsi="Calibri"/>
+                <w:b w:val="false"/>
+                <w:bCs w:val="false"/>
+                <w:color w:val="1A1A1A"/>
+                <w:sz w:val="19"/>
+                <w:szCs w:val="19"/>
+              </w:rPr>
+              <w:t xml:space="preserve">3 players</w:t>
+            </w:r>
+          </w:p>
+        </w:tc>
+        <w:tc>
+          <w:tcPr>
+            <w:tcW w:type="dxa" w:w="1734"/>
+            <w:tcMar>
+              <w:top w:type="dxa" w:w="60"/>
+              <w:left w:type="dxa" w:w="100"/>
+              <w:bottom w:type="dxa" w:w="60"/>
+              <w:right w:type="dxa" w:w="100"/>
+            </w:tcMar>
+          </w:tcPr>
+          <w:p>
+            <w:pPr>
+              <w:spacing w:after="0" w:line="252"/>
+            </w:pPr>
+            <w:r>
+              <w:rPr>
+                <w:rFonts w:ascii="Calibri" w:cs="Calibri" w:eastAsia="Calibri" w:hAnsi="Calibri"/>
+                <w:b w:val="false"/>
+                <w:bCs w:val="false"/>
+                <w:color w:val="1A1A1A"/>
+                <w:sz w:val="19"/>
+                <w:szCs w:val="19"/>
+              </w:rPr>
+              <w:t xml:space="preserve">1 EP</w:t>
+            </w:r>
+          </w:p>
+        </w:tc>
+        <w:tc>
+          <w:tcPr>
+            <w:tcW w:type="dxa" w:w="1737"/>
+            <w:tcMar>
+              <w:top w:type="dxa" w:w="60"/>
+              <w:left w:type="dxa" w:w="100"/>
+              <w:bottom w:type="dxa" w:w="60"/>
+              <w:right w:type="dxa" w:w="100"/>
+            </w:tcMar>
+          </w:tcPr>
+          <w:p>
+            <w:pPr>
+              <w:spacing w:after="0" w:line="252"/>
+            </w:pPr>
+            <w:r>
+              <w:rPr>
+                <w:rFonts w:ascii="Calibri" w:cs="Calibri" w:eastAsia="Calibri" w:hAnsi="Calibri"/>
+                <w:b w:val="false"/>
+                <w:bCs w:val="false"/>
+                <w:color w:val="1A1A1A"/>
+                <w:sz w:val="19"/>
+                <w:szCs w:val="19"/>
+              </w:rPr>
+              <w:t xml:space="preserve">3 EP</w:t>
+            </w:r>
+          </w:p>
+        </w:tc>
+      </w:tr>
+      <w:tr>
+        <w:tc>
+          <w:tcPr>
+            <w:tcW w:type="dxa" w:w="2699"/>
+            <w:tcMar>
+              <w:top w:type="dxa" w:w="60"/>
+              <w:left w:type="dxa" w:w="100"/>
+              <w:bottom w:type="dxa" w:w="60"/>
+              <w:right w:type="dxa" w:w="100"/>
+            </w:tcMar>
+          </w:tcPr>
+          <w:p>
+            <w:pPr>
+              <w:spacing w:after="0" w:line="252"/>
+            </w:pPr>
+            <w:r>
+              <w:rPr>
+                <w:rFonts w:ascii="Calibri" w:cs="Calibri" w:eastAsia="Calibri" w:hAnsi="Calibri"/>
+                <w:b/>
+                <w:bCs/>
+                <w:color w:val="1A1A1A"/>
+                <w:sz w:val="19"/>
+                <w:szCs w:val="19"/>
+              </w:rPr>
+              <w:t xml:space="preserve">1</w:t>
+            </w:r>
+          </w:p>
+        </w:tc>
+        <w:tc>
+          <w:tcPr>
+            <w:tcW w:type="dxa" w:w="1734"/>
+            <w:tcMar>
+              <w:top w:type="dxa" w:w="60"/>
+              <w:left w:type="dxa" w:w="100"/>
+              <w:bottom w:type="dxa" w:w="60"/>
+              <w:right w:type="dxa" w:w="100"/>
+            </w:tcMar>
+          </w:tcPr>
+          <w:p>
+            <w:pPr>
+              <w:spacing w:after="0" w:line="252"/>
+            </w:pPr>
+            <w:r>
+              <w:rPr>
+                <w:rFonts w:ascii="Calibri" w:cs="Calibri" w:eastAsia="Calibri" w:hAnsi="Calibri"/>
+                <w:b w:val="false"/>
+                <w:bCs w:val="false"/>
+                <w:color w:val="1A1A1A"/>
+                <w:sz w:val="19"/>
+                <w:szCs w:val="19"/>
+              </w:rPr>
+              <w:t xml:space="preserve">Titan Industries, Colossus Group, Empire Holdings, Omnicorp</w:t>
+            </w:r>
+          </w:p>
+        </w:tc>
+        <w:tc>
+          <w:tcPr>
+            <w:tcW w:type="dxa" w:w="1734"/>
+            <w:tcMar>
+              <w:top w:type="dxa" w:w="60"/>
+              <w:left w:type="dxa" w:w="100"/>
+              <w:bottom w:type="dxa" w:w="60"/>
+              <w:right w:type="dxa" w:w="100"/>
+            </w:tcMar>
+          </w:tcPr>
+          <w:p>
+            <w:pPr>
+              <w:spacing w:after="0" w:line="252"/>
+            </w:pPr>
+            <w:r>
+              <w:rPr>
+                <w:rFonts w:ascii="Calibri" w:cs="Calibri" w:eastAsia="Calibri" w:hAnsi="Calibri"/>
+                <w:b w:val="false"/>
+                <w:bCs w:val="false"/>
+                <w:color w:val="1A1A1A"/>
+                <w:sz w:val="19"/>
+                <w:szCs w:val="19"/>
+              </w:rPr>
+              <w:t xml:space="preserve">4 players</w:t>
+            </w:r>
+          </w:p>
+        </w:tc>
+        <w:tc>
+          <w:tcPr>
+            <w:tcW w:type="dxa" w:w="1734"/>
+            <w:tcMar>
+              <w:top w:type="dxa" w:w="60"/>
+              <w:left w:type="dxa" w:w="100"/>
+              <w:bottom w:type="dxa" w:w="60"/>
+              <w:right w:type="dxa" w:w="100"/>
+            </w:tcMar>
+          </w:tcPr>
+          <w:p>
+            <w:pPr>
+              <w:spacing w:after="0" w:line="252"/>
+            </w:pPr>
+            <w:r>
+              <w:rPr>
+                <w:rFonts w:ascii="Calibri" w:cs="Calibri" w:eastAsia="Calibri" w:hAnsi="Calibri"/>
+                <w:b w:val="false"/>
+                <w:bCs w:val="false"/>
+                <w:color w:val="1A1A1A"/>
+                <w:sz w:val="19"/>
+                <w:szCs w:val="19"/>
+              </w:rPr>
+              <w:t xml:space="preserve">3 EP</w:t>
+            </w:r>
+          </w:p>
+        </w:tc>
+        <w:tc>
+          <w:tcPr>
+            <w:tcW w:type="dxa" w:w="1737"/>
+            <w:tcMar>
+              <w:top w:type="dxa" w:w="60"/>
+              <w:left w:type="dxa" w:w="100"/>
+              <w:bottom w:type="dxa" w:w="60"/>
+              <w:right w:type="dxa" w:w="100"/>
+            </w:tcMar>
+          </w:tcPr>
+          <w:p>
+            <w:pPr>
+              <w:spacing w:after="0" w:line="252"/>
+            </w:pPr>
+            <w:r>
+              <w:rPr>
+                <w:rFonts w:ascii="Calibri" w:cs="Calibri" w:eastAsia="Calibri" w:hAnsi="Calibri"/>
+                <w:b w:val="false"/>
+                <w:bCs w:val="false"/>
+                <w:color w:val="1A1A1A"/>
+                <w:sz w:val="19"/>
+                <w:szCs w:val="19"/>
+              </w:rPr>
+              <w:t xml:space="preserve">6 EP</w:t>
+            </w:r>
+          </w:p>
+        </w:tc>
+      </w:tr>
+    </w:tbl>
+    <w:p>
+      <w:pPr>
+        <w:spacing w:after="160"/>
+      </w:pPr>
+    </w:p>
+    <w:p>
+      <w:pPr>
+        <w:spacing w:after="120" w:line="276"/>
+      </w:pPr>
+      <w:r>
+        <w:rPr>
+          <w:rFonts w:ascii="Calibri" w:cs="Calibri" w:eastAsia="Calibri" w:hAnsi="Calibri"/>
+          <w:color w:val="1A1A1A"/>
+          <w:sz w:val="21"/>
+          <w:szCs w:val="21"/>
+        </w:rPr>
+        <w:t xml:space="preserve">Two tiles are drawn from each tier that is in play, so the box always holds twice as many tiles as there are players - and a small table is not filled with tiles nobody could ever claim.</w:t>
+      </w:r>
+    </w:p>
+    <w:p>
+      <w:pPr>
+        <w:pBdr>
+          <w:left w:val="single" w:color="4A3AB5" w:sz="12" w:space="10"/>
+        </w:pBdr>
+        <w:spacing w:after="160" w:before="120"/>
+        <w:ind w:left="240"/>
+      </w:pPr>
+      <w:r>
+        <w:rPr>
+          <w:rFonts w:ascii="Consolas" w:cs="Consolas" w:eastAsia="Consolas" w:hAnsi="Consolas"/>
+          <w:b/>
+          <w:bCs/>
+          <w:color w:val="4A3AB5"/>
+          <w:sz w:val="16"/>
+          <w:szCs w:val="16"/>
+        </w:rPr>
+        <w:t xml:space="preserve">Designer's note   </w:t>
+      </w:r>
+      <w:r>
+        <w:rPr>
+          <w:rFonts w:ascii="Calibri" w:cs="Calibri" w:eastAsia="Calibri" w:hAnsi="Calibri"/>
+          <w:i/>
+          <w:iCs/>
+          <w:color w:val="6B6B78"/>
+          <w:sz w:val="19"/>
+          <w:szCs w:val="19"/>
+        </w:rPr>
+        <w:t xml:space="preserve">Before the tiers, a Local Syndicate built out of three level-1 companies earned exactly as much every quarter as an Omnicorp built out of four level-3s, and the Megacorp had grown to 33% of a winning score - the largest single bucket in the game, ahead of companies. Dividing the brand by the tier halved that to 17% and took the winner’s lead over last from 58.6 EP to 48.7, without making the merger itself any rarer. The draw rule barely registers at four players, where eight random tiles out of sixteen already average two per tier; it earns its keep at two, where it took the unclaimable tiles out of the box and Megacorps formed rose from 1.00 a game to 1.26.</w:t>
+      </w:r>
+    </w:p>
+    <w:p>
+      <w:pPr>
         <w:pBdr>
           <w:left w:val="single" w:color="4A3AB5" w:sz="12" w:space="10"/>
         </w:pBdr>
@@ -8921,7 +9715,7 @@
                 <w:sz w:val="19"/>
                 <w:szCs w:val="19"/>
               </w:rPr>
-              <w:t xml:space="preserve">+ its industry's current price</w:t>
+              <w:t xml:space="preserve">+ its industry's price / its tile's tier, rounded down</w:t>
             </w:r>
           </w:p>
         </w:tc>
